--- a/plugins/vet-marking/skills/marking/assets/templates/ACI_Construction_SAR_Template.docx
+++ b/plugins/vet-marking/skills/marking/assets/templates/ACI_Construction_SAR_Template.docx
@@ -12,7 +12,7 @@
         <w:rPr>
           <w:b/>
           <w:bCs/>
-          <w:color w:val="2F3640"/>
+          <w:color w:val="234B8C"/>
           <w:sz w:val="30"/>
           <w:szCs w:val="30"/>
         </w:rPr>
@@ -25,7 +25,7 @@
       </w:pPr>
       <w:r>
         <w:rPr>
-          <w:color w:val="5A646E"/>
+          <w:color w:val="606060"/>
           <w:sz w:val="17"/>
           <w:szCs w:val="17"/>
         </w:rPr>
@@ -38,10 +38,10 @@
         <w:tblW w:w="9890" w:type="dxa"/>
         <w:tblInd w:w="0" w:type="dxa"/>
         <w:tblBorders>
-          <w:top w:val="single" w:sz="4" w:space="0" w:color="BFC5CB"/>
-          <w:left w:val="single" w:sz="4" w:space="0" w:color="BFC5CB"/>
-          <w:bottom w:val="single" w:sz="4" w:space="0" w:color="BFC5CB"/>
-          <w:right w:val="single" w:sz="4" w:space="0" w:color="BFC5CB"/>
+          <w:top w:val="single" w:sz="4" w:space="0" w:color="C3CBDA"/>
+          <w:left w:val="single" w:sz="4" w:space="0" w:color="C3CBDA"/>
+          <w:bottom w:val="single" w:sz="4" w:space="0" w:color="C3CBDA"/>
+          <w:right w:val="single" w:sz="4" w:space="0" w:color="C3CBDA"/>
           <w:insideH w:val="single" w:sz="4" w:space="0" w:color="000000"/>
           <w:insideV w:val="single" w:sz="4" w:space="0" w:color="000000"/>
         </w:tblBorders>
@@ -69,7 +69,7 @@
               <w:bottom w:val="single" w:sz="4" w:space="0" w:color="FFFFFF"/>
               <w:right w:val="single" w:sz="4" w:space="0" w:color="FFFFFF"/>
             </w:tcBorders>
-            <w:shd w:val="clear" w:color="auto" w:fill="2F3640"/>
+            <w:shd w:val="clear" w:color="auto" w:fill="234B8C"/>
             <w:tcMar>
               <w:top w:w="50" w:type="dxa"/>
               <w:left w:w="90" w:type="dxa"/>
@@ -103,12 +103,12 @@
           <w:tcPr>
             <w:tcW w:w="2600" w:type="dxa"/>
             <w:tcBorders>
-              <w:top w:val="single" w:sz="4" w:space="0" w:color="BFC5CB"/>
-              <w:left w:val="single" w:sz="4" w:space="0" w:color="BFC5CB"/>
-              <w:bottom w:val="single" w:sz="4" w:space="0" w:color="BFC5CB"/>
-              <w:right w:val="single" w:sz="4" w:space="0" w:color="BFC5CB"/>
-            </w:tcBorders>
-            <w:shd w:val="clear" w:color="auto" w:fill="F2F4F6"/>
+              <w:top w:val="single" w:sz="4" w:space="0" w:color="C3CBDA"/>
+              <w:left w:val="single" w:sz="4" w:space="0" w:color="C3CBDA"/>
+              <w:bottom w:val="single" w:sz="4" w:space="0" w:color="C3CBDA"/>
+              <w:right w:val="single" w:sz="4" w:space="0" w:color="C3CBDA"/>
+            </w:tcBorders>
+            <w:shd w:val="clear" w:color="auto" w:fill="F0F2F7"/>
             <w:tcMar>
               <w:top w:w="50" w:type="dxa"/>
               <w:left w:w="90" w:type="dxa"/>
@@ -136,10 +136,10 @@
             <w:tcW w:w="7290" w:type="dxa"/>
             <w:gridSpan w:val="3"/>
             <w:tcBorders>
-              <w:top w:val="single" w:sz="4" w:space="0" w:color="BFC5CB"/>
-              <w:left w:val="single" w:sz="4" w:space="0" w:color="BFC5CB"/>
-              <w:bottom w:val="single" w:sz="4" w:space="0" w:color="BFC5CB"/>
-              <w:right w:val="single" w:sz="4" w:space="0" w:color="BFC5CB"/>
+              <w:top w:val="single" w:sz="4" w:space="0" w:color="C3CBDA"/>
+              <w:left w:val="single" w:sz="4" w:space="0" w:color="C3CBDA"/>
+              <w:bottom w:val="single" w:sz="4" w:space="0" w:color="C3CBDA"/>
+              <w:right w:val="single" w:sz="4" w:space="0" w:color="C3CBDA"/>
             </w:tcBorders>
             <w:tcMar>
               <w:top w:w="50" w:type="dxa"/>
@@ -157,7 +157,7 @@
               <w:rPr>
                 <w:i/>
                 <w:iCs/>
-                <w:color w:val="8A939C"/>
+                <w:color w:val="8E96A3"/>
               </w:rPr>
               <w:t>[ Insert RTO name and code ]</w:t>
             </w:r>
@@ -173,12 +173,12 @@
           <w:tcPr>
             <w:tcW w:w="2600" w:type="dxa"/>
             <w:tcBorders>
-              <w:top w:val="single" w:sz="4" w:space="0" w:color="BFC5CB"/>
-              <w:left w:val="single" w:sz="4" w:space="0" w:color="BFC5CB"/>
-              <w:bottom w:val="single" w:sz="4" w:space="0" w:color="BFC5CB"/>
-              <w:right w:val="single" w:sz="4" w:space="0" w:color="BFC5CB"/>
-            </w:tcBorders>
-            <w:shd w:val="clear" w:color="auto" w:fill="F2F4F6"/>
+              <w:top w:val="single" w:sz="4" w:space="0" w:color="C3CBDA"/>
+              <w:left w:val="single" w:sz="4" w:space="0" w:color="C3CBDA"/>
+              <w:bottom w:val="single" w:sz="4" w:space="0" w:color="C3CBDA"/>
+              <w:right w:val="single" w:sz="4" w:space="0" w:color="C3CBDA"/>
+            </w:tcBorders>
+            <w:shd w:val="clear" w:color="auto" w:fill="F0F2F7"/>
             <w:tcMar>
               <w:top w:w="50" w:type="dxa"/>
               <w:left w:w="90" w:type="dxa"/>
@@ -206,10 +206,10 @@
             <w:tcW w:w="7290" w:type="dxa"/>
             <w:gridSpan w:val="3"/>
             <w:tcBorders>
-              <w:top w:val="single" w:sz="4" w:space="0" w:color="BFC5CB"/>
-              <w:left w:val="single" w:sz="4" w:space="0" w:color="BFC5CB"/>
-              <w:bottom w:val="single" w:sz="4" w:space="0" w:color="BFC5CB"/>
-              <w:right w:val="single" w:sz="4" w:space="0" w:color="BFC5CB"/>
+              <w:top w:val="single" w:sz="4" w:space="0" w:color="C3CBDA"/>
+              <w:left w:val="single" w:sz="4" w:space="0" w:color="C3CBDA"/>
+              <w:bottom w:val="single" w:sz="4" w:space="0" w:color="C3CBDA"/>
+              <w:right w:val="single" w:sz="4" w:space="0" w:color="C3CBDA"/>
             </w:tcBorders>
             <w:tcMar>
               <w:top w:w="50" w:type="dxa"/>
@@ -227,7 +227,7 @@
               <w:rPr>
                 <w:i/>
                 <w:iCs/>
-                <w:color w:val="8A939C"/>
+                <w:color w:val="8E96A3"/>
               </w:rPr>
               <w:t>[ Insert qualification code and title ]</w:t>
             </w:r>
@@ -243,12 +243,12 @@
           <w:tcPr>
             <w:tcW w:w="2600" w:type="dxa"/>
             <w:tcBorders>
-              <w:top w:val="single" w:sz="4" w:space="0" w:color="BFC5CB"/>
-              <w:left w:val="single" w:sz="4" w:space="0" w:color="BFC5CB"/>
-              <w:bottom w:val="single" w:sz="4" w:space="0" w:color="BFC5CB"/>
-              <w:right w:val="single" w:sz="4" w:space="0" w:color="BFC5CB"/>
-            </w:tcBorders>
-            <w:shd w:val="clear" w:color="auto" w:fill="F2F4F6"/>
+              <w:top w:val="single" w:sz="4" w:space="0" w:color="C3CBDA"/>
+              <w:left w:val="single" w:sz="4" w:space="0" w:color="C3CBDA"/>
+              <w:bottom w:val="single" w:sz="4" w:space="0" w:color="C3CBDA"/>
+              <w:right w:val="single" w:sz="4" w:space="0" w:color="C3CBDA"/>
+            </w:tcBorders>
+            <w:shd w:val="clear" w:color="auto" w:fill="F0F2F7"/>
             <w:tcMar>
               <w:top w:w="50" w:type="dxa"/>
               <w:left w:w="90" w:type="dxa"/>
@@ -275,10 +275,10 @@
           <w:tcPr>
             <w:tcW w:w="2600" w:type="dxa"/>
             <w:tcBorders>
-              <w:top w:val="single" w:sz="4" w:space="0" w:color="BFC5CB"/>
-              <w:left w:val="single" w:sz="4" w:space="0" w:color="BFC5CB"/>
-              <w:bottom w:val="single" w:sz="4" w:space="0" w:color="BFC5CB"/>
-              <w:right w:val="single" w:sz="4" w:space="0" w:color="BFC5CB"/>
+              <w:top w:val="single" w:sz="4" w:space="0" w:color="C3CBDA"/>
+              <w:left w:val="single" w:sz="4" w:space="0" w:color="C3CBDA"/>
+              <w:bottom w:val="single" w:sz="4" w:space="0" w:color="C3CBDA"/>
+              <w:right w:val="single" w:sz="4" w:space="0" w:color="C3CBDA"/>
             </w:tcBorders>
             <w:tcMar>
               <w:top w:w="50" w:type="dxa"/>
@@ -296,7 +296,7 @@
               <w:rPr>
                 <w:i/>
                 <w:iCs/>
-                <w:color w:val="8A939C"/>
+                <w:color w:val="8E96A3"/>
               </w:rPr>
               <w:t>[ Insert student name ]</w:t>
             </w:r>
@@ -306,12 +306,12 @@
           <w:tcPr>
             <w:tcW w:w="1800" w:type="dxa"/>
             <w:tcBorders>
-              <w:top w:val="single" w:sz="4" w:space="0" w:color="BFC5CB"/>
-              <w:left w:val="single" w:sz="4" w:space="0" w:color="BFC5CB"/>
-              <w:bottom w:val="single" w:sz="4" w:space="0" w:color="BFC5CB"/>
-              <w:right w:val="single" w:sz="4" w:space="0" w:color="BFC5CB"/>
-            </w:tcBorders>
-            <w:shd w:val="clear" w:color="auto" w:fill="F2F4F6"/>
+              <w:top w:val="single" w:sz="4" w:space="0" w:color="C3CBDA"/>
+              <w:left w:val="single" w:sz="4" w:space="0" w:color="C3CBDA"/>
+              <w:bottom w:val="single" w:sz="4" w:space="0" w:color="C3CBDA"/>
+              <w:right w:val="single" w:sz="4" w:space="0" w:color="C3CBDA"/>
+            </w:tcBorders>
+            <w:shd w:val="clear" w:color="auto" w:fill="F0F2F7"/>
             <w:tcMar>
               <w:top w:w="50" w:type="dxa"/>
               <w:left w:w="90" w:type="dxa"/>
@@ -338,10 +338,10 @@
           <w:tcPr>
             <w:tcW w:w="2890" w:type="dxa"/>
             <w:tcBorders>
-              <w:top w:val="single" w:sz="4" w:space="0" w:color="BFC5CB"/>
-              <w:left w:val="single" w:sz="4" w:space="0" w:color="BFC5CB"/>
-              <w:bottom w:val="single" w:sz="4" w:space="0" w:color="BFC5CB"/>
-              <w:right w:val="single" w:sz="4" w:space="0" w:color="BFC5CB"/>
+              <w:top w:val="single" w:sz="4" w:space="0" w:color="C3CBDA"/>
+              <w:left w:val="single" w:sz="4" w:space="0" w:color="C3CBDA"/>
+              <w:bottom w:val="single" w:sz="4" w:space="0" w:color="C3CBDA"/>
+              <w:right w:val="single" w:sz="4" w:space="0" w:color="C3CBDA"/>
             </w:tcBorders>
             <w:tcMar>
               <w:top w:w="50" w:type="dxa"/>
@@ -359,7 +359,7 @@
               <w:rPr>
                 <w:i/>
                 <w:iCs/>
-                <w:color w:val="8A939C"/>
+                <w:color w:val="8E96A3"/>
               </w:rPr>
               <w:t>[ Insert student ID ]</w:t>
             </w:r>
@@ -375,12 +375,12 @@
           <w:tcPr>
             <w:tcW w:w="2600" w:type="dxa"/>
             <w:tcBorders>
-              <w:top w:val="single" w:sz="4" w:space="0" w:color="BFC5CB"/>
-              <w:left w:val="single" w:sz="4" w:space="0" w:color="BFC5CB"/>
-              <w:bottom w:val="single" w:sz="4" w:space="0" w:color="BFC5CB"/>
-              <w:right w:val="single" w:sz="4" w:space="0" w:color="BFC5CB"/>
-            </w:tcBorders>
-            <w:shd w:val="clear" w:color="auto" w:fill="F2F4F6"/>
+              <w:top w:val="single" w:sz="4" w:space="0" w:color="C3CBDA"/>
+              <w:left w:val="single" w:sz="4" w:space="0" w:color="C3CBDA"/>
+              <w:bottom w:val="single" w:sz="4" w:space="0" w:color="C3CBDA"/>
+              <w:right w:val="single" w:sz="4" w:space="0" w:color="C3CBDA"/>
+            </w:tcBorders>
+            <w:shd w:val="clear" w:color="auto" w:fill="F0F2F7"/>
             <w:tcMar>
               <w:top w:w="50" w:type="dxa"/>
               <w:left w:w="90" w:type="dxa"/>
@@ -407,10 +407,10 @@
           <w:tcPr>
             <w:tcW w:w="2600" w:type="dxa"/>
             <w:tcBorders>
-              <w:top w:val="single" w:sz="4" w:space="0" w:color="BFC5CB"/>
-              <w:left w:val="single" w:sz="4" w:space="0" w:color="BFC5CB"/>
-              <w:bottom w:val="single" w:sz="4" w:space="0" w:color="BFC5CB"/>
-              <w:right w:val="single" w:sz="4" w:space="0" w:color="BFC5CB"/>
+              <w:top w:val="single" w:sz="4" w:space="0" w:color="C3CBDA"/>
+              <w:left w:val="single" w:sz="4" w:space="0" w:color="C3CBDA"/>
+              <w:bottom w:val="single" w:sz="4" w:space="0" w:color="C3CBDA"/>
+              <w:right w:val="single" w:sz="4" w:space="0" w:color="C3CBDA"/>
             </w:tcBorders>
             <w:tcMar>
               <w:top w:w="50" w:type="dxa"/>
@@ -428,7 +428,7 @@
               <w:rPr>
                 <w:i/>
                 <w:iCs/>
-                <w:color w:val="8A939C"/>
+                <w:color w:val="8E96A3"/>
               </w:rPr>
               <w:t>[ Insert trainer / assessor name ]</w:t>
             </w:r>
@@ -438,12 +438,12 @@
           <w:tcPr>
             <w:tcW w:w="1800" w:type="dxa"/>
             <w:tcBorders>
-              <w:top w:val="single" w:sz="4" w:space="0" w:color="BFC5CB"/>
-              <w:left w:val="single" w:sz="4" w:space="0" w:color="BFC5CB"/>
-              <w:bottom w:val="single" w:sz="4" w:space="0" w:color="BFC5CB"/>
-              <w:right w:val="single" w:sz="4" w:space="0" w:color="BFC5CB"/>
-            </w:tcBorders>
-            <w:shd w:val="clear" w:color="auto" w:fill="F2F4F6"/>
+              <w:top w:val="single" w:sz="4" w:space="0" w:color="C3CBDA"/>
+              <w:left w:val="single" w:sz="4" w:space="0" w:color="C3CBDA"/>
+              <w:bottom w:val="single" w:sz="4" w:space="0" w:color="C3CBDA"/>
+              <w:right w:val="single" w:sz="4" w:space="0" w:color="C3CBDA"/>
+            </w:tcBorders>
+            <w:shd w:val="clear" w:color="auto" w:fill="F0F2F7"/>
             <w:tcMar>
               <w:top w:w="50" w:type="dxa"/>
               <w:left w:w="90" w:type="dxa"/>
@@ -470,10 +470,10 @@
           <w:tcPr>
             <w:tcW w:w="2890" w:type="dxa"/>
             <w:tcBorders>
-              <w:top w:val="single" w:sz="4" w:space="0" w:color="BFC5CB"/>
-              <w:left w:val="single" w:sz="4" w:space="0" w:color="BFC5CB"/>
-              <w:bottom w:val="single" w:sz="4" w:space="0" w:color="BFC5CB"/>
-              <w:right w:val="single" w:sz="4" w:space="0" w:color="BFC5CB"/>
+              <w:top w:val="single" w:sz="4" w:space="0" w:color="C3CBDA"/>
+              <w:left w:val="single" w:sz="4" w:space="0" w:color="C3CBDA"/>
+              <w:bottom w:val="single" w:sz="4" w:space="0" w:color="C3CBDA"/>
+              <w:right w:val="single" w:sz="4" w:space="0" w:color="C3CBDA"/>
             </w:tcBorders>
             <w:tcMar>
               <w:top w:w="50" w:type="dxa"/>
@@ -491,7 +491,7 @@
               <w:rPr>
                 <w:i/>
                 <w:iCs/>
-                <w:color w:val="8A939C"/>
+                <w:color w:val="8E96A3"/>
               </w:rPr>
               <w:t>[ dd / mm / yyyy ]</w:t>
             </w:r>
@@ -507,12 +507,12 @@
           <w:tcPr>
             <w:tcW w:w="2600" w:type="dxa"/>
             <w:tcBorders>
-              <w:top w:val="single" w:sz="4" w:space="0" w:color="BFC5CB"/>
-              <w:left w:val="single" w:sz="4" w:space="0" w:color="BFC5CB"/>
-              <w:bottom w:val="single" w:sz="4" w:space="0" w:color="BFC5CB"/>
-              <w:right w:val="single" w:sz="4" w:space="0" w:color="BFC5CB"/>
-            </w:tcBorders>
-            <w:shd w:val="clear" w:color="auto" w:fill="F2F4F6"/>
+              <w:top w:val="single" w:sz="4" w:space="0" w:color="C3CBDA"/>
+              <w:left w:val="single" w:sz="4" w:space="0" w:color="C3CBDA"/>
+              <w:bottom w:val="single" w:sz="4" w:space="0" w:color="C3CBDA"/>
+              <w:right w:val="single" w:sz="4" w:space="0" w:color="C3CBDA"/>
+            </w:tcBorders>
+            <w:shd w:val="clear" w:color="auto" w:fill="F0F2F7"/>
             <w:tcMar>
               <w:top w:w="50" w:type="dxa"/>
               <w:left w:w="90" w:type="dxa"/>
@@ -540,10 +540,10 @@
             <w:tcW w:w="7290" w:type="dxa"/>
             <w:gridSpan w:val="3"/>
             <w:tcBorders>
-              <w:top w:val="single" w:sz="4" w:space="0" w:color="BFC5CB"/>
-              <w:left w:val="single" w:sz="4" w:space="0" w:color="BFC5CB"/>
-              <w:bottom w:val="single" w:sz="4" w:space="0" w:color="BFC5CB"/>
-              <w:right w:val="single" w:sz="4" w:space="0" w:color="BFC5CB"/>
+              <w:top w:val="single" w:sz="4" w:space="0" w:color="C3CBDA"/>
+              <w:left w:val="single" w:sz="4" w:space="0" w:color="C3CBDA"/>
+              <w:bottom w:val="single" w:sz="4" w:space="0" w:color="C3CBDA"/>
+              <w:right w:val="single" w:sz="4" w:space="0" w:color="C3CBDA"/>
             </w:tcBorders>
             <w:tcMar>
               <w:top w:w="50" w:type="dxa"/>
@@ -561,7 +561,7 @@
               <w:rPr>
                 <w:i/>
                 <w:iCs/>
-                <w:color w:val="8A939C"/>
+                <w:color w:val="8E96A3"/>
               </w:rPr>
               <w:t>[ Insert unit code and title ]</w:t>
             </w:r>
@@ -577,12 +577,12 @@
           <w:tcPr>
             <w:tcW w:w="2600" w:type="dxa"/>
             <w:tcBorders>
-              <w:top w:val="single" w:sz="4" w:space="0" w:color="BFC5CB"/>
-              <w:left w:val="single" w:sz="4" w:space="0" w:color="BFC5CB"/>
-              <w:bottom w:val="single" w:sz="4" w:space="0" w:color="BFC5CB"/>
-              <w:right w:val="single" w:sz="4" w:space="0" w:color="BFC5CB"/>
-            </w:tcBorders>
-            <w:shd w:val="clear" w:color="auto" w:fill="F2F4F6"/>
+              <w:top w:val="single" w:sz="4" w:space="0" w:color="C3CBDA"/>
+              <w:left w:val="single" w:sz="4" w:space="0" w:color="C3CBDA"/>
+              <w:bottom w:val="single" w:sz="4" w:space="0" w:color="C3CBDA"/>
+              <w:right w:val="single" w:sz="4" w:space="0" w:color="C3CBDA"/>
+            </w:tcBorders>
+            <w:shd w:val="clear" w:color="auto" w:fill="F0F2F7"/>
             <w:tcMar>
               <w:top w:w="50" w:type="dxa"/>
               <w:left w:w="90" w:type="dxa"/>
@@ -610,10 +610,10 @@
             <w:tcW w:w="7290" w:type="dxa"/>
             <w:gridSpan w:val="3"/>
             <w:tcBorders>
-              <w:top w:val="single" w:sz="4" w:space="0" w:color="BFC5CB"/>
-              <w:left w:val="single" w:sz="4" w:space="0" w:color="BFC5CB"/>
-              <w:bottom w:val="single" w:sz="4" w:space="0" w:color="BFC5CB"/>
-              <w:right w:val="single" w:sz="4" w:space="0" w:color="BFC5CB"/>
+              <w:top w:val="single" w:sz="4" w:space="0" w:color="C3CBDA"/>
+              <w:left w:val="single" w:sz="4" w:space="0" w:color="C3CBDA"/>
+              <w:bottom w:val="single" w:sz="4" w:space="0" w:color="C3CBDA"/>
+              <w:right w:val="single" w:sz="4" w:space="0" w:color="C3CBDA"/>
             </w:tcBorders>
             <w:tcMar>
               <w:top w:w="50" w:type="dxa"/>
@@ -631,7 +631,7 @@
               <w:rPr>
                 <w:i/>
                 <w:iCs/>
-                <w:color w:val="8A939C"/>
+                <w:color w:val="8E96A3"/>
               </w:rPr>
               <w:t>[ Insert pre-requisite unit, or N/A ]</w:t>
             </w:r>
@@ -647,12 +647,12 @@
           <w:tcPr>
             <w:tcW w:w="2600" w:type="dxa"/>
             <w:tcBorders>
-              <w:top w:val="single" w:sz="4" w:space="0" w:color="BFC5CB"/>
-              <w:left w:val="single" w:sz="4" w:space="0" w:color="BFC5CB"/>
-              <w:bottom w:val="single" w:sz="4" w:space="0" w:color="BFC5CB"/>
-              <w:right w:val="single" w:sz="4" w:space="0" w:color="BFC5CB"/>
-            </w:tcBorders>
-            <w:shd w:val="clear" w:color="auto" w:fill="F2F4F6"/>
+              <w:top w:val="single" w:sz="4" w:space="0" w:color="C3CBDA"/>
+              <w:left w:val="single" w:sz="4" w:space="0" w:color="C3CBDA"/>
+              <w:bottom w:val="single" w:sz="4" w:space="0" w:color="C3CBDA"/>
+              <w:right w:val="single" w:sz="4" w:space="0" w:color="C3CBDA"/>
+            </w:tcBorders>
+            <w:shd w:val="clear" w:color="auto" w:fill="F0F2F7"/>
             <w:tcMar>
               <w:top w:w="50" w:type="dxa"/>
               <w:left w:w="90" w:type="dxa"/>
@@ -679,10 +679,10 @@
           <w:tcPr>
             <w:tcW w:w="2600" w:type="dxa"/>
             <w:tcBorders>
-              <w:top w:val="single" w:sz="4" w:space="0" w:color="BFC5CB"/>
-              <w:left w:val="single" w:sz="4" w:space="0" w:color="BFC5CB"/>
-              <w:bottom w:val="single" w:sz="4" w:space="0" w:color="BFC5CB"/>
-              <w:right w:val="single" w:sz="4" w:space="0" w:color="BFC5CB"/>
+              <w:top w:val="single" w:sz="4" w:space="0" w:color="C3CBDA"/>
+              <w:left w:val="single" w:sz="4" w:space="0" w:color="C3CBDA"/>
+              <w:bottom w:val="single" w:sz="4" w:space="0" w:color="C3CBDA"/>
+              <w:right w:val="single" w:sz="4" w:space="0" w:color="C3CBDA"/>
             </w:tcBorders>
             <w:tcMar>
               <w:top w:w="50" w:type="dxa"/>
@@ -700,7 +700,7 @@
               <w:rPr>
                 <w:i/>
                 <w:iCs/>
-                <w:color w:val="8A939C"/>
+                <w:color w:val="8E96A3"/>
               </w:rPr>
               <w:t>[ Core / Elective ]</w:t>
             </w:r>
@@ -710,12 +710,12 @@
           <w:tcPr>
             <w:tcW w:w="1800" w:type="dxa"/>
             <w:tcBorders>
-              <w:top w:val="single" w:sz="4" w:space="0" w:color="BFC5CB"/>
-              <w:left w:val="single" w:sz="4" w:space="0" w:color="BFC5CB"/>
-              <w:bottom w:val="single" w:sz="4" w:space="0" w:color="BFC5CB"/>
-              <w:right w:val="single" w:sz="4" w:space="0" w:color="BFC5CB"/>
-            </w:tcBorders>
-            <w:shd w:val="clear" w:color="auto" w:fill="F2F4F6"/>
+              <w:top w:val="single" w:sz="4" w:space="0" w:color="C3CBDA"/>
+              <w:left w:val="single" w:sz="4" w:space="0" w:color="C3CBDA"/>
+              <w:bottom w:val="single" w:sz="4" w:space="0" w:color="C3CBDA"/>
+              <w:right w:val="single" w:sz="4" w:space="0" w:color="C3CBDA"/>
+            </w:tcBorders>
+            <w:shd w:val="clear" w:color="auto" w:fill="F0F2F7"/>
             <w:tcMar>
               <w:top w:w="50" w:type="dxa"/>
               <w:left w:w="90" w:type="dxa"/>
@@ -742,10 +742,10 @@
           <w:tcPr>
             <w:tcW w:w="2890" w:type="dxa"/>
             <w:tcBorders>
-              <w:top w:val="single" w:sz="4" w:space="0" w:color="BFC5CB"/>
-              <w:left w:val="single" w:sz="4" w:space="0" w:color="BFC5CB"/>
-              <w:bottom w:val="single" w:sz="4" w:space="0" w:color="BFC5CB"/>
-              <w:right w:val="single" w:sz="4" w:space="0" w:color="BFC5CB"/>
+              <w:top w:val="single" w:sz="4" w:space="0" w:color="C3CBDA"/>
+              <w:left w:val="single" w:sz="4" w:space="0" w:color="C3CBDA"/>
+              <w:bottom w:val="single" w:sz="4" w:space="0" w:color="C3CBDA"/>
+              <w:right w:val="single" w:sz="4" w:space="0" w:color="C3CBDA"/>
             </w:tcBorders>
             <w:tcMar>
               <w:top w:w="50" w:type="dxa"/>
@@ -763,7 +763,7 @@
               <w:rPr>
                 <w:i/>
                 <w:iCs/>
-                <w:color w:val="8A939C"/>
+                <w:color w:val="8E96A3"/>
               </w:rPr>
               <w:t>[ Insert location ]</w:t>
             </w:r>
@@ -779,12 +779,12 @@
           <w:tcPr>
             <w:tcW w:w="2600" w:type="dxa"/>
             <w:tcBorders>
-              <w:top w:val="single" w:sz="4" w:space="0" w:color="BFC5CB"/>
-              <w:left w:val="single" w:sz="4" w:space="0" w:color="BFC5CB"/>
-              <w:bottom w:val="single" w:sz="4" w:space="0" w:color="BFC5CB"/>
-              <w:right w:val="single" w:sz="4" w:space="0" w:color="BFC5CB"/>
-            </w:tcBorders>
-            <w:shd w:val="clear" w:color="auto" w:fill="F2F4F6"/>
+              <w:top w:val="single" w:sz="4" w:space="0" w:color="C3CBDA"/>
+              <w:left w:val="single" w:sz="4" w:space="0" w:color="C3CBDA"/>
+              <w:bottom w:val="single" w:sz="4" w:space="0" w:color="C3CBDA"/>
+              <w:right w:val="single" w:sz="4" w:space="0" w:color="C3CBDA"/>
+            </w:tcBorders>
+            <w:shd w:val="clear" w:color="auto" w:fill="F0F2F7"/>
             <w:tcMar>
               <w:top w:w="50" w:type="dxa"/>
               <w:left w:w="90" w:type="dxa"/>
@@ -812,10 +812,10 @@
             <w:tcW w:w="7290" w:type="dxa"/>
             <w:gridSpan w:val="3"/>
             <w:tcBorders>
-              <w:top w:val="single" w:sz="4" w:space="0" w:color="BFC5CB"/>
-              <w:left w:val="single" w:sz="4" w:space="0" w:color="BFC5CB"/>
-              <w:bottom w:val="single" w:sz="4" w:space="0" w:color="BFC5CB"/>
-              <w:right w:val="single" w:sz="4" w:space="0" w:color="BFC5CB"/>
+              <w:top w:val="single" w:sz="4" w:space="0" w:color="C3CBDA"/>
+              <w:left w:val="single" w:sz="4" w:space="0" w:color="C3CBDA"/>
+              <w:bottom w:val="single" w:sz="4" w:space="0" w:color="C3CBDA"/>
+              <w:right w:val="single" w:sz="4" w:space="0" w:color="C3CBDA"/>
             </w:tcBorders>
             <w:tcMar>
               <w:top w:w="50" w:type="dxa"/>
@@ -833,7 +833,7 @@
               <w:rPr>
                 <w:i/>
                 <w:iCs/>
-                <w:color w:val="8A939C"/>
+                <w:color w:val="8E96A3"/>
               </w:rPr>
               <w:t>[ Simulated environment / Workplace — specify ]</w:t>
             </w:r>
@@ -852,10 +852,10 @@
         <w:tblW w:w="9890" w:type="dxa"/>
         <w:tblInd w:w="0" w:type="dxa"/>
         <w:tblBorders>
-          <w:top w:val="single" w:sz="4" w:space="0" w:color="BFC5CB"/>
-          <w:left w:val="single" w:sz="4" w:space="0" w:color="BFC5CB"/>
-          <w:bottom w:val="single" w:sz="4" w:space="0" w:color="BFC5CB"/>
-          <w:right w:val="single" w:sz="4" w:space="0" w:color="BFC5CB"/>
+          <w:top w:val="single" w:sz="4" w:space="0" w:color="C3CBDA"/>
+          <w:left w:val="single" w:sz="4" w:space="0" w:color="C3CBDA"/>
+          <w:bottom w:val="single" w:sz="4" w:space="0" w:color="C3CBDA"/>
+          <w:right w:val="single" w:sz="4" w:space="0" w:color="C3CBDA"/>
           <w:insideH w:val="single" w:sz="4" w:space="0" w:color="000000"/>
           <w:insideV w:val="single" w:sz="4" w:space="0" w:color="000000"/>
         </w:tblBorders>
@@ -885,7 +885,7 @@
               <w:bottom w:val="single" w:sz="4" w:space="0" w:color="FFFFFF"/>
               <w:right w:val="single" w:sz="4" w:space="0" w:color="FFFFFF"/>
             </w:tcBorders>
-            <w:shd w:val="clear" w:color="auto" w:fill="2F3640"/>
+            <w:shd w:val="clear" w:color="auto" w:fill="234B8C"/>
             <w:tcMar>
               <w:top w:w="50" w:type="dxa"/>
               <w:left w:w="90" w:type="dxa"/>
@@ -920,12 +920,12 @@
             <w:tcW w:w="4550" w:type="dxa"/>
             <w:gridSpan w:val="2"/>
             <w:tcBorders>
-              <w:top w:val="single" w:sz="4" w:space="0" w:color="BFC5CB"/>
-              <w:left w:val="single" w:sz="4" w:space="0" w:color="BFC5CB"/>
-              <w:bottom w:val="single" w:sz="4" w:space="0" w:color="BFC5CB"/>
-              <w:right w:val="single" w:sz="4" w:space="0" w:color="BFC5CB"/>
-            </w:tcBorders>
-            <w:shd w:val="clear" w:color="auto" w:fill="F2F4F6"/>
+              <w:top w:val="single" w:sz="4" w:space="0" w:color="C3CBDA"/>
+              <w:left w:val="single" w:sz="4" w:space="0" w:color="C3CBDA"/>
+              <w:bottom w:val="single" w:sz="4" w:space="0" w:color="C3CBDA"/>
+              <w:right w:val="single" w:sz="4" w:space="0" w:color="C3CBDA"/>
+            </w:tcBorders>
+            <w:shd w:val="clear" w:color="auto" w:fill="F0F2F7"/>
             <w:tcMar>
               <w:top w:w="50" w:type="dxa"/>
               <w:left w:w="90" w:type="dxa"/>
@@ -952,12 +952,12 @@
           <w:tcPr>
             <w:tcW w:w="560" w:type="dxa"/>
             <w:tcBorders>
-              <w:top w:val="single" w:sz="4" w:space="0" w:color="BFC5CB"/>
-              <w:left w:val="single" w:sz="4" w:space="0" w:color="BFC5CB"/>
-              <w:bottom w:val="single" w:sz="4" w:space="0" w:color="BFC5CB"/>
-              <w:right w:val="single" w:sz="4" w:space="0" w:color="BFC5CB"/>
-            </w:tcBorders>
-            <w:shd w:val="clear" w:color="auto" w:fill="F2F4F6"/>
+              <w:top w:val="single" w:sz="4" w:space="0" w:color="C3CBDA"/>
+              <w:left w:val="single" w:sz="4" w:space="0" w:color="C3CBDA"/>
+              <w:bottom w:val="single" w:sz="4" w:space="0" w:color="C3CBDA"/>
+              <w:right w:val="single" w:sz="4" w:space="0" w:color="C3CBDA"/>
+            </w:tcBorders>
+            <w:shd w:val="clear" w:color="auto" w:fill="F0F2F7"/>
             <w:tcMar>
               <w:top w:w="50" w:type="dxa"/>
               <w:left w:w="90" w:type="dxa"/>
@@ -985,12 +985,12 @@
           <w:tcPr>
             <w:tcW w:w="600" w:type="dxa"/>
             <w:tcBorders>
-              <w:top w:val="single" w:sz="4" w:space="0" w:color="BFC5CB"/>
-              <w:left w:val="single" w:sz="4" w:space="0" w:color="BFC5CB"/>
-              <w:bottom w:val="single" w:sz="4" w:space="0" w:color="BFC5CB"/>
-              <w:right w:val="single" w:sz="4" w:space="0" w:color="BFC5CB"/>
-            </w:tcBorders>
-            <w:shd w:val="clear" w:color="auto" w:fill="F2F4F6"/>
+              <w:top w:val="single" w:sz="4" w:space="0" w:color="C3CBDA"/>
+              <w:left w:val="single" w:sz="4" w:space="0" w:color="C3CBDA"/>
+              <w:bottom w:val="single" w:sz="4" w:space="0" w:color="C3CBDA"/>
+              <w:right w:val="single" w:sz="4" w:space="0" w:color="C3CBDA"/>
+            </w:tcBorders>
+            <w:shd w:val="clear" w:color="auto" w:fill="F0F2F7"/>
             <w:tcMar>
               <w:top w:w="50" w:type="dxa"/>
               <w:left w:w="90" w:type="dxa"/>
@@ -1018,12 +1018,12 @@
           <w:tcPr>
             <w:tcW w:w="4180" w:type="dxa"/>
             <w:tcBorders>
-              <w:top w:val="single" w:sz="4" w:space="0" w:color="BFC5CB"/>
-              <w:left w:val="single" w:sz="4" w:space="0" w:color="BFC5CB"/>
-              <w:bottom w:val="single" w:sz="4" w:space="0" w:color="BFC5CB"/>
-              <w:right w:val="single" w:sz="4" w:space="0" w:color="BFC5CB"/>
-            </w:tcBorders>
-            <w:shd w:val="clear" w:color="auto" w:fill="F2F4F6"/>
+              <w:top w:val="single" w:sz="4" w:space="0" w:color="C3CBDA"/>
+              <w:left w:val="single" w:sz="4" w:space="0" w:color="C3CBDA"/>
+              <w:bottom w:val="single" w:sz="4" w:space="0" w:color="C3CBDA"/>
+              <w:right w:val="single" w:sz="4" w:space="0" w:color="C3CBDA"/>
+            </w:tcBorders>
+            <w:shd w:val="clear" w:color="auto" w:fill="F0F2F7"/>
             <w:tcMar>
               <w:top w:w="50" w:type="dxa"/>
               <w:left w:w="90" w:type="dxa"/>
@@ -1057,12 +1057,12 @@
             <w:tcW w:w="2450" w:type="dxa"/>
             <w:vMerge w:val="restart"/>
             <w:tcBorders>
-              <w:top w:val="single" w:sz="4" w:space="0" w:color="BFC5CB"/>
-              <w:left w:val="single" w:sz="4" w:space="0" w:color="BFC5CB"/>
-              <w:bottom w:val="single" w:sz="4" w:space="0" w:color="BFC5CB"/>
-              <w:right w:val="single" w:sz="4" w:space="0" w:color="BFC5CB"/>
-            </w:tcBorders>
-            <w:shd w:val="clear" w:color="auto" w:fill="F2F4F6"/>
+              <w:top w:val="single" w:sz="4" w:space="0" w:color="C3CBDA"/>
+              <w:left w:val="single" w:sz="4" w:space="0" w:color="C3CBDA"/>
+              <w:bottom w:val="single" w:sz="4" w:space="0" w:color="C3CBDA"/>
+              <w:right w:val="single" w:sz="4" w:space="0" w:color="C3CBDA"/>
+            </w:tcBorders>
+            <w:shd w:val="clear" w:color="auto" w:fill="F0F2F7"/>
             <w:tcMar>
               <w:top w:w="50" w:type="dxa"/>
               <w:left w:w="90" w:type="dxa"/>
@@ -1156,10 +1156,10 @@
           <w:tcPr>
             <w:tcW w:w="2100" w:type="dxa"/>
             <w:tcBorders>
-              <w:top w:val="single" w:sz="4" w:space="0" w:color="BFC5CB"/>
-              <w:left w:val="single" w:sz="4" w:space="0" w:color="BFC5CB"/>
-              <w:bottom w:val="single" w:sz="4" w:space="0" w:color="BFC5CB"/>
-              <w:right w:val="single" w:sz="4" w:space="0" w:color="BFC5CB"/>
+              <w:top w:val="single" w:sz="4" w:space="0" w:color="C3CBDA"/>
+              <w:left w:val="single" w:sz="4" w:space="0" w:color="C3CBDA"/>
+              <w:bottom w:val="single" w:sz="4" w:space="0" w:color="C3CBDA"/>
+              <w:right w:val="single" w:sz="4" w:space="0" w:color="C3CBDA"/>
             </w:tcBorders>
             <w:tcMar>
               <w:top w:w="50" w:type="dxa"/>
@@ -1189,7 +1189,7 @@
               <w:rPr>
                 <w:i/>
                 <w:iCs/>
-                <w:color w:val="8A939C"/>
+                <w:color w:val="8E96A3"/>
                 <w:sz w:val="17"/>
                 <w:szCs w:val="17"/>
               </w:rPr>
@@ -1201,10 +1201,10 @@
           <w:tcPr>
             <w:tcW w:w="560" w:type="dxa"/>
             <w:tcBorders>
-              <w:top w:val="single" w:sz="4" w:space="0" w:color="BFC5CB"/>
-              <w:left w:val="single" w:sz="4" w:space="0" w:color="BFC5CB"/>
-              <w:bottom w:val="single" w:sz="4" w:space="0" w:color="BFC5CB"/>
-              <w:right w:val="single" w:sz="4" w:space="0" w:color="BFC5CB"/>
+              <w:top w:val="single" w:sz="4" w:space="0" w:color="C3CBDA"/>
+              <w:left w:val="single" w:sz="4" w:space="0" w:color="C3CBDA"/>
+              <w:bottom w:val="single" w:sz="4" w:space="0" w:color="C3CBDA"/>
+              <w:right w:val="single" w:sz="4" w:space="0" w:color="C3CBDA"/>
             </w:tcBorders>
             <w:tcMar>
               <w:top w:w="50" w:type="dxa"/>
@@ -1222,7 +1222,7 @@
               <w:rPr>
                 <w:i/>
                 <w:iCs/>
-                <w:color w:val="8A939C"/>
+                <w:color w:val="8E96A3"/>
               </w:rPr>
               <w:t>[ ☐ ]</w:t>
             </w:r>
@@ -1232,10 +1232,10 @@
           <w:tcPr>
             <w:tcW w:w="600" w:type="dxa"/>
             <w:tcBorders>
-              <w:top w:val="single" w:sz="4" w:space="0" w:color="BFC5CB"/>
-              <w:left w:val="single" w:sz="4" w:space="0" w:color="BFC5CB"/>
-              <w:bottom w:val="single" w:sz="4" w:space="0" w:color="BFC5CB"/>
-              <w:right w:val="single" w:sz="4" w:space="0" w:color="BFC5CB"/>
+              <w:top w:val="single" w:sz="4" w:space="0" w:color="C3CBDA"/>
+              <w:left w:val="single" w:sz="4" w:space="0" w:color="C3CBDA"/>
+              <w:bottom w:val="single" w:sz="4" w:space="0" w:color="C3CBDA"/>
+              <w:right w:val="single" w:sz="4" w:space="0" w:color="C3CBDA"/>
             </w:tcBorders>
             <w:tcMar>
               <w:top w:w="50" w:type="dxa"/>
@@ -1253,7 +1253,7 @@
               <w:rPr>
                 <w:i/>
                 <w:iCs/>
-                <w:color w:val="8A939C"/>
+                <w:color w:val="8E96A3"/>
               </w:rPr>
               <w:t>[ ☐ ]</w:t>
             </w:r>
@@ -1263,10 +1263,10 @@
           <w:tcPr>
             <w:tcW w:w="4180" w:type="dxa"/>
             <w:tcBorders>
-              <w:top w:val="single" w:sz="4" w:space="0" w:color="BFC5CB"/>
-              <w:left w:val="single" w:sz="4" w:space="0" w:color="BFC5CB"/>
-              <w:bottom w:val="single" w:sz="4" w:space="0" w:color="BFC5CB"/>
-              <w:right w:val="single" w:sz="4" w:space="0" w:color="BFC5CB"/>
+              <w:top w:val="single" w:sz="4" w:space="0" w:color="C3CBDA"/>
+              <w:left w:val="single" w:sz="4" w:space="0" w:color="C3CBDA"/>
+              <w:bottom w:val="single" w:sz="4" w:space="0" w:color="C3CBDA"/>
+              <w:right w:val="single" w:sz="4" w:space="0" w:color="C3CBDA"/>
             </w:tcBorders>
             <w:tcMar>
               <w:top w:w="50" w:type="dxa"/>
@@ -1316,7 +1316,7 @@
               <w:rPr>
                 <w:i/>
                 <w:iCs/>
-                <w:color w:val="8A939C"/>
+                <w:color w:val="8E96A3"/>
                 <w:sz w:val="17"/>
                 <w:szCs w:val="17"/>
               </w:rPr>
@@ -1334,12 +1334,12 @@
             <w:tcW w:w="2450" w:type="dxa"/>
             <w:vMerge/>
             <w:tcBorders>
-              <w:top w:val="single" w:sz="4" w:space="0" w:color="BFC5CB"/>
-              <w:left w:val="single" w:sz="4" w:space="0" w:color="BFC5CB"/>
-              <w:bottom w:val="single" w:sz="4" w:space="0" w:color="BFC5CB"/>
-              <w:right w:val="single" w:sz="4" w:space="0" w:color="BFC5CB"/>
-            </w:tcBorders>
-            <w:shd w:val="clear" w:color="auto" w:fill="F2F4F6"/>
+              <w:top w:val="single" w:sz="4" w:space="0" w:color="C3CBDA"/>
+              <w:left w:val="single" w:sz="4" w:space="0" w:color="C3CBDA"/>
+              <w:bottom w:val="single" w:sz="4" w:space="0" w:color="C3CBDA"/>
+              <w:right w:val="single" w:sz="4" w:space="0" w:color="C3CBDA"/>
+            </w:tcBorders>
+            <w:shd w:val="clear" w:color="auto" w:fill="F0F2F7"/>
             <w:tcMar>
               <w:top w:w="50" w:type="dxa"/>
               <w:left w:w="90" w:type="dxa"/>
@@ -1365,10 +1365,10 @@
           <w:tcPr>
             <w:tcW w:w="2100" w:type="dxa"/>
             <w:tcBorders>
-              <w:top w:val="single" w:sz="4" w:space="0" w:color="BFC5CB"/>
-              <w:left w:val="single" w:sz="4" w:space="0" w:color="BFC5CB"/>
-              <w:bottom w:val="single" w:sz="4" w:space="0" w:color="BFC5CB"/>
-              <w:right w:val="single" w:sz="4" w:space="0" w:color="BFC5CB"/>
+              <w:top w:val="single" w:sz="4" w:space="0" w:color="C3CBDA"/>
+              <w:left w:val="single" w:sz="4" w:space="0" w:color="C3CBDA"/>
+              <w:bottom w:val="single" w:sz="4" w:space="0" w:color="C3CBDA"/>
+              <w:right w:val="single" w:sz="4" w:space="0" w:color="C3CBDA"/>
             </w:tcBorders>
             <w:tcMar>
               <w:top w:w="50" w:type="dxa"/>
@@ -1398,7 +1398,7 @@
               <w:rPr>
                 <w:i/>
                 <w:iCs/>
-                <w:color w:val="8A939C"/>
+                <w:color w:val="8E96A3"/>
                 <w:sz w:val="17"/>
                 <w:szCs w:val="17"/>
               </w:rPr>
@@ -1410,10 +1410,10 @@
           <w:tcPr>
             <w:tcW w:w="560" w:type="dxa"/>
             <w:tcBorders>
-              <w:top w:val="single" w:sz="4" w:space="0" w:color="BFC5CB"/>
-              <w:left w:val="single" w:sz="4" w:space="0" w:color="BFC5CB"/>
-              <w:bottom w:val="single" w:sz="4" w:space="0" w:color="BFC5CB"/>
-              <w:right w:val="single" w:sz="4" w:space="0" w:color="BFC5CB"/>
+              <w:top w:val="single" w:sz="4" w:space="0" w:color="C3CBDA"/>
+              <w:left w:val="single" w:sz="4" w:space="0" w:color="C3CBDA"/>
+              <w:bottom w:val="single" w:sz="4" w:space="0" w:color="C3CBDA"/>
+              <w:right w:val="single" w:sz="4" w:space="0" w:color="C3CBDA"/>
             </w:tcBorders>
             <w:tcMar>
               <w:top w:w="50" w:type="dxa"/>
@@ -1431,7 +1431,7 @@
               <w:rPr>
                 <w:i/>
                 <w:iCs/>
-                <w:color w:val="8A939C"/>
+                <w:color w:val="8E96A3"/>
               </w:rPr>
               <w:t>[ ☐ ]</w:t>
             </w:r>
@@ -1441,10 +1441,10 @@
           <w:tcPr>
             <w:tcW w:w="600" w:type="dxa"/>
             <w:tcBorders>
-              <w:top w:val="single" w:sz="4" w:space="0" w:color="BFC5CB"/>
-              <w:left w:val="single" w:sz="4" w:space="0" w:color="BFC5CB"/>
-              <w:bottom w:val="single" w:sz="4" w:space="0" w:color="BFC5CB"/>
-              <w:right w:val="single" w:sz="4" w:space="0" w:color="BFC5CB"/>
+              <w:top w:val="single" w:sz="4" w:space="0" w:color="C3CBDA"/>
+              <w:left w:val="single" w:sz="4" w:space="0" w:color="C3CBDA"/>
+              <w:bottom w:val="single" w:sz="4" w:space="0" w:color="C3CBDA"/>
+              <w:right w:val="single" w:sz="4" w:space="0" w:color="C3CBDA"/>
             </w:tcBorders>
             <w:tcMar>
               <w:top w:w="50" w:type="dxa"/>
@@ -1462,7 +1462,7 @@
               <w:rPr>
                 <w:i/>
                 <w:iCs/>
-                <w:color w:val="8A939C"/>
+                <w:color w:val="8E96A3"/>
               </w:rPr>
               <w:t>[ ☐ ]</w:t>
             </w:r>
@@ -1472,10 +1472,10 @@
           <w:tcPr>
             <w:tcW w:w="4180" w:type="dxa"/>
             <w:tcBorders>
-              <w:top w:val="single" w:sz="4" w:space="0" w:color="BFC5CB"/>
-              <w:left w:val="single" w:sz="4" w:space="0" w:color="BFC5CB"/>
-              <w:bottom w:val="single" w:sz="4" w:space="0" w:color="BFC5CB"/>
-              <w:right w:val="single" w:sz="4" w:space="0" w:color="BFC5CB"/>
+              <w:top w:val="single" w:sz="4" w:space="0" w:color="C3CBDA"/>
+              <w:left w:val="single" w:sz="4" w:space="0" w:color="C3CBDA"/>
+              <w:bottom w:val="single" w:sz="4" w:space="0" w:color="C3CBDA"/>
+              <w:right w:val="single" w:sz="4" w:space="0" w:color="C3CBDA"/>
             </w:tcBorders>
             <w:tcMar>
               <w:top w:w="50" w:type="dxa"/>
@@ -1525,7 +1525,7 @@
               <w:rPr>
                 <w:i/>
                 <w:iCs/>
-                <w:color w:val="8A939C"/>
+                <w:color w:val="8E96A3"/>
                 <w:sz w:val="17"/>
                 <w:szCs w:val="17"/>
               </w:rPr>
@@ -1542,12 +1542,12 @@
           <w:tcPr>
             <w:tcW w:w="2450" w:type="dxa"/>
             <w:tcBorders>
-              <w:top w:val="single" w:sz="4" w:space="0" w:color="BFC5CB"/>
-              <w:left w:val="single" w:sz="4" w:space="0" w:color="BFC5CB"/>
-              <w:bottom w:val="single" w:sz="4" w:space="0" w:color="BFC5CB"/>
-              <w:right w:val="single" w:sz="4" w:space="0" w:color="BFC5CB"/>
-            </w:tcBorders>
-            <w:shd w:val="clear" w:color="auto" w:fill="F2F4F6"/>
+              <w:top w:val="single" w:sz="4" w:space="0" w:color="C3CBDA"/>
+              <w:left w:val="single" w:sz="4" w:space="0" w:color="C3CBDA"/>
+              <w:bottom w:val="single" w:sz="4" w:space="0" w:color="C3CBDA"/>
+              <w:right w:val="single" w:sz="4" w:space="0" w:color="C3CBDA"/>
+            </w:tcBorders>
+            <w:shd w:val="clear" w:color="auto" w:fill="F0F2F7"/>
             <w:tcMar>
               <w:top w:w="50" w:type="dxa"/>
               <w:left w:w="90" w:type="dxa"/>
@@ -1573,10 +1573,10 @@
           <w:tcPr>
             <w:tcW w:w="2100" w:type="dxa"/>
             <w:tcBorders>
-              <w:top w:val="single" w:sz="4" w:space="0" w:color="BFC5CB"/>
-              <w:left w:val="single" w:sz="4" w:space="0" w:color="BFC5CB"/>
-              <w:bottom w:val="single" w:sz="4" w:space="0" w:color="BFC5CB"/>
-              <w:right w:val="single" w:sz="4" w:space="0" w:color="BFC5CB"/>
+              <w:top w:val="single" w:sz="4" w:space="0" w:color="C3CBDA"/>
+              <w:left w:val="single" w:sz="4" w:space="0" w:color="C3CBDA"/>
+              <w:bottom w:val="single" w:sz="4" w:space="0" w:color="C3CBDA"/>
+              <w:right w:val="single" w:sz="4" w:space="0" w:color="C3CBDA"/>
             </w:tcBorders>
             <w:tcMar>
               <w:top w:w="50" w:type="dxa"/>
@@ -1602,7 +1602,7 @@
             </w:pPr>
             <w:r>
               <w:rPr>
-                <w:color w:val="5A646E"/>
+                <w:color w:val="606060"/>
                 <w:sz w:val="17"/>
                 <w:szCs w:val="17"/>
               </w:rPr>
@@ -1614,10 +1614,10 @@
           <w:tcPr>
             <w:tcW w:w="560" w:type="dxa"/>
             <w:tcBorders>
-              <w:top w:val="single" w:sz="4" w:space="0" w:color="BFC5CB"/>
-              <w:left w:val="single" w:sz="4" w:space="0" w:color="BFC5CB"/>
-              <w:bottom w:val="single" w:sz="4" w:space="0" w:color="BFC5CB"/>
-              <w:right w:val="single" w:sz="4" w:space="0" w:color="BFC5CB"/>
+              <w:top w:val="single" w:sz="4" w:space="0" w:color="C3CBDA"/>
+              <w:left w:val="single" w:sz="4" w:space="0" w:color="C3CBDA"/>
+              <w:bottom w:val="single" w:sz="4" w:space="0" w:color="C3CBDA"/>
+              <w:right w:val="single" w:sz="4" w:space="0" w:color="C3CBDA"/>
             </w:tcBorders>
             <w:tcMar>
               <w:top w:w="50" w:type="dxa"/>
@@ -1635,7 +1635,7 @@
               <w:rPr>
                 <w:i/>
                 <w:iCs/>
-                <w:color w:val="8A939C"/>
+                <w:color w:val="8E96A3"/>
               </w:rPr>
               <w:t>[ ☐ ]</w:t>
             </w:r>
@@ -1645,10 +1645,10 @@
           <w:tcPr>
             <w:tcW w:w="600" w:type="dxa"/>
             <w:tcBorders>
-              <w:top w:val="single" w:sz="4" w:space="0" w:color="BFC5CB"/>
-              <w:left w:val="single" w:sz="4" w:space="0" w:color="BFC5CB"/>
-              <w:bottom w:val="single" w:sz="4" w:space="0" w:color="BFC5CB"/>
-              <w:right w:val="single" w:sz="4" w:space="0" w:color="BFC5CB"/>
+              <w:top w:val="single" w:sz="4" w:space="0" w:color="C3CBDA"/>
+              <w:left w:val="single" w:sz="4" w:space="0" w:color="C3CBDA"/>
+              <w:bottom w:val="single" w:sz="4" w:space="0" w:color="C3CBDA"/>
+              <w:right w:val="single" w:sz="4" w:space="0" w:color="C3CBDA"/>
             </w:tcBorders>
             <w:tcMar>
               <w:top w:w="50" w:type="dxa"/>
@@ -1666,7 +1666,7 @@
               <w:rPr>
                 <w:i/>
                 <w:iCs/>
-                <w:color w:val="8A939C"/>
+                <w:color w:val="8E96A3"/>
               </w:rPr>
               <w:t>[ ☐ ]</w:t>
             </w:r>
@@ -1676,10 +1676,10 @@
           <w:tcPr>
             <w:tcW w:w="4180" w:type="dxa"/>
             <w:tcBorders>
-              <w:top w:val="single" w:sz="4" w:space="0" w:color="BFC5CB"/>
-              <w:left w:val="single" w:sz="4" w:space="0" w:color="BFC5CB"/>
-              <w:bottom w:val="single" w:sz="4" w:space="0" w:color="BFC5CB"/>
-              <w:right w:val="single" w:sz="4" w:space="0" w:color="BFC5CB"/>
+              <w:top w:val="single" w:sz="4" w:space="0" w:color="C3CBDA"/>
+              <w:left w:val="single" w:sz="4" w:space="0" w:color="C3CBDA"/>
+              <w:bottom w:val="single" w:sz="4" w:space="0" w:color="C3CBDA"/>
+              <w:right w:val="single" w:sz="4" w:space="0" w:color="C3CBDA"/>
             </w:tcBorders>
             <w:tcMar>
               <w:top w:w="50" w:type="dxa"/>
@@ -1729,7 +1729,7 @@
               <w:rPr>
                 <w:i/>
                 <w:iCs/>
-                <w:color w:val="8A939C"/>
+                <w:color w:val="8E96A3"/>
                 <w:sz w:val="17"/>
                 <w:szCs w:val="17"/>
               </w:rPr>
@@ -1746,12 +1746,12 @@
           <w:tcPr>
             <w:tcW w:w="2450" w:type="dxa"/>
             <w:tcBorders>
-              <w:top w:val="single" w:sz="4" w:space="0" w:color="BFC5CB"/>
-              <w:left w:val="single" w:sz="4" w:space="0" w:color="BFC5CB"/>
-              <w:bottom w:val="single" w:sz="4" w:space="0" w:color="BFC5CB"/>
-              <w:right w:val="single" w:sz="4" w:space="0" w:color="BFC5CB"/>
-            </w:tcBorders>
-            <w:shd w:val="clear" w:color="auto" w:fill="F2F4F6"/>
+              <w:top w:val="single" w:sz="4" w:space="0" w:color="C3CBDA"/>
+              <w:left w:val="single" w:sz="4" w:space="0" w:color="C3CBDA"/>
+              <w:bottom w:val="single" w:sz="4" w:space="0" w:color="C3CBDA"/>
+              <w:right w:val="single" w:sz="4" w:space="0" w:color="C3CBDA"/>
+            </w:tcBorders>
+            <w:shd w:val="clear" w:color="auto" w:fill="F0F2F7"/>
             <w:tcMar>
               <w:top w:w="50" w:type="dxa"/>
               <w:left w:w="90" w:type="dxa"/>
@@ -1778,10 +1778,10 @@
             <w:tcW w:w="7440" w:type="dxa"/>
             <w:gridSpan w:val="4"/>
             <w:tcBorders>
-              <w:top w:val="single" w:sz="4" w:space="0" w:color="BFC5CB"/>
-              <w:left w:val="single" w:sz="4" w:space="0" w:color="BFC5CB"/>
-              <w:bottom w:val="single" w:sz="4" w:space="0" w:color="BFC5CB"/>
-              <w:right w:val="single" w:sz="4" w:space="0" w:color="BFC5CB"/>
+              <w:top w:val="single" w:sz="4" w:space="0" w:color="C3CBDA"/>
+              <w:left w:val="single" w:sz="4" w:space="0" w:color="C3CBDA"/>
+              <w:bottom w:val="single" w:sz="4" w:space="0" w:color="C3CBDA"/>
+              <w:right w:val="single" w:sz="4" w:space="0" w:color="C3CBDA"/>
             </w:tcBorders>
             <w:tcMar>
               <w:top w:w="50" w:type="dxa"/>
@@ -1807,7 +1807,7 @@
             </w:pPr>
             <w:r>
               <w:rPr>
-                <w:color w:val="5A646E"/>
+                <w:color w:val="606060"/>
                 <w:sz w:val="17"/>
                 <w:szCs w:val="17"/>
               </w:rPr>
@@ -1828,10 +1828,10 @@
         <w:tblW w:w="9890" w:type="dxa"/>
         <w:tblInd w:w="0" w:type="dxa"/>
         <w:tblBorders>
-          <w:top w:val="single" w:sz="4" w:space="0" w:color="BFC5CB"/>
-          <w:left w:val="single" w:sz="4" w:space="0" w:color="BFC5CB"/>
-          <w:bottom w:val="single" w:sz="4" w:space="0" w:color="BFC5CB"/>
-          <w:right w:val="single" w:sz="4" w:space="0" w:color="BFC5CB"/>
+          <w:top w:val="single" w:sz="4" w:space="0" w:color="C3CBDA"/>
+          <w:left w:val="single" w:sz="4" w:space="0" w:color="C3CBDA"/>
+          <w:bottom w:val="single" w:sz="4" w:space="0" w:color="C3CBDA"/>
+          <w:right w:val="single" w:sz="4" w:space="0" w:color="C3CBDA"/>
           <w:insideH w:val="single" w:sz="4" w:space="0" w:color="000000"/>
           <w:insideV w:val="single" w:sz="4" w:space="0" w:color="000000"/>
         </w:tblBorders>
@@ -1849,12 +1849,12 @@
           <w:tcPr>
             <w:tcW w:w="9890" w:type="dxa"/>
             <w:tcBorders>
-              <w:top w:val="single" w:sz="4" w:space="0" w:color="BFC5CB"/>
-              <w:left w:val="single" w:sz="4" w:space="0" w:color="BFC5CB"/>
-              <w:bottom w:val="single" w:sz="4" w:space="0" w:color="BFC5CB"/>
-              <w:right w:val="single" w:sz="4" w:space="0" w:color="BFC5CB"/>
-            </w:tcBorders>
-            <w:shd w:val="clear" w:color="auto" w:fill="F2F4F6"/>
+              <w:top w:val="single" w:sz="4" w:space="0" w:color="C3CBDA"/>
+              <w:left w:val="single" w:sz="4" w:space="0" w:color="C3CBDA"/>
+              <w:bottom w:val="single" w:sz="4" w:space="0" w:color="C3CBDA"/>
+              <w:right w:val="single" w:sz="4" w:space="0" w:color="C3CBDA"/>
+            </w:tcBorders>
+            <w:shd w:val="clear" w:color="auto" w:fill="F0F2F7"/>
             <w:tcMar>
               <w:top w:w="50" w:type="dxa"/>
               <w:left w:w="90" w:type="dxa"/>
@@ -1871,7 +1871,7 @@
               <w:rPr>
                 <w:b/>
                 <w:bCs/>
-                <w:color w:val="2F3640"/>
+                <w:color w:val="234B8C"/>
                 <w:sz w:val="17"/>
                 <w:szCs w:val="17"/>
               </w:rPr>
@@ -1977,10 +1977,10 @@
         <w:tblW w:w="9890" w:type="dxa"/>
         <w:tblInd w:w="0" w:type="dxa"/>
         <w:tblBorders>
-          <w:top w:val="single" w:sz="4" w:space="0" w:color="BFC5CB"/>
-          <w:left w:val="single" w:sz="4" w:space="0" w:color="BFC5CB"/>
-          <w:bottom w:val="single" w:sz="4" w:space="0" w:color="BFC5CB"/>
-          <w:right w:val="single" w:sz="4" w:space="0" w:color="BFC5CB"/>
+          <w:top w:val="single" w:sz="4" w:space="0" w:color="C3CBDA"/>
+          <w:left w:val="single" w:sz="4" w:space="0" w:color="C3CBDA"/>
+          <w:bottom w:val="single" w:sz="4" w:space="0" w:color="C3CBDA"/>
+          <w:right w:val="single" w:sz="4" w:space="0" w:color="C3CBDA"/>
           <w:insideH w:val="single" w:sz="4" w:space="0" w:color="000000"/>
           <w:insideV w:val="single" w:sz="4" w:space="0" w:color="000000"/>
         </w:tblBorders>
@@ -1999,12 +1999,12 @@
           <w:tcPr>
             <w:tcW w:w="2450" w:type="dxa"/>
             <w:tcBorders>
-              <w:top w:val="single" w:sz="4" w:space="0" w:color="BFC5CB"/>
-              <w:left w:val="single" w:sz="4" w:space="0" w:color="BFC5CB"/>
-              <w:bottom w:val="single" w:sz="4" w:space="0" w:color="BFC5CB"/>
-              <w:right w:val="single" w:sz="4" w:space="0" w:color="BFC5CB"/>
-            </w:tcBorders>
-            <w:shd w:val="clear" w:color="auto" w:fill="F2F4F6"/>
+              <w:top w:val="single" w:sz="4" w:space="0" w:color="C3CBDA"/>
+              <w:left w:val="single" w:sz="4" w:space="0" w:color="C3CBDA"/>
+              <w:bottom w:val="single" w:sz="4" w:space="0" w:color="C3CBDA"/>
+              <w:right w:val="single" w:sz="4" w:space="0" w:color="C3CBDA"/>
+            </w:tcBorders>
+            <w:shd w:val="clear" w:color="auto" w:fill="F0F2F7"/>
             <w:tcMar>
               <w:top w:w="50" w:type="dxa"/>
               <w:left w:w="90" w:type="dxa"/>
@@ -2030,10 +2030,10 @@
           <w:tcPr>
             <w:tcW w:w="7440" w:type="dxa"/>
             <w:tcBorders>
-              <w:top w:val="single" w:sz="4" w:space="0" w:color="BFC5CB"/>
-              <w:left w:val="single" w:sz="4" w:space="0" w:color="BFC5CB"/>
-              <w:bottom w:val="single" w:sz="4" w:space="0" w:color="BFC5CB"/>
-              <w:right w:val="single" w:sz="4" w:space="0" w:color="BFC5CB"/>
+              <w:top w:val="single" w:sz="4" w:space="0" w:color="C3CBDA"/>
+              <w:left w:val="single" w:sz="4" w:space="0" w:color="C3CBDA"/>
+              <w:bottom w:val="single" w:sz="4" w:space="0" w:color="C3CBDA"/>
+              <w:right w:val="single" w:sz="4" w:space="0" w:color="C3CBDA"/>
             </w:tcBorders>
             <w:tcMar>
               <w:top w:w="50" w:type="dxa"/>
@@ -2164,10 +2164,10 @@
         <w:tblW w:w="9890" w:type="dxa"/>
         <w:tblInd w:w="0" w:type="dxa"/>
         <w:tblBorders>
-          <w:top w:val="single" w:sz="4" w:space="0" w:color="BFC5CB"/>
-          <w:left w:val="single" w:sz="4" w:space="0" w:color="BFC5CB"/>
-          <w:bottom w:val="single" w:sz="4" w:space="0" w:color="BFC5CB"/>
-          <w:right w:val="single" w:sz="4" w:space="0" w:color="BFC5CB"/>
+          <w:top w:val="single" w:sz="4" w:space="0" w:color="C3CBDA"/>
+          <w:left w:val="single" w:sz="4" w:space="0" w:color="C3CBDA"/>
+          <w:bottom w:val="single" w:sz="4" w:space="0" w:color="C3CBDA"/>
+          <w:right w:val="single" w:sz="4" w:space="0" w:color="C3CBDA"/>
           <w:insideH w:val="single" w:sz="4" w:space="0" w:color="000000"/>
           <w:insideV w:val="single" w:sz="4" w:space="0" w:color="000000"/>
         </w:tblBorders>
@@ -2186,12 +2186,12 @@
           <w:tcPr>
             <w:tcW w:w="2450" w:type="dxa"/>
             <w:tcBorders>
-              <w:top w:val="single" w:sz="4" w:space="0" w:color="BFC5CB"/>
-              <w:left w:val="single" w:sz="4" w:space="0" w:color="BFC5CB"/>
-              <w:bottom w:val="single" w:sz="4" w:space="0" w:color="BFC5CB"/>
-              <w:right w:val="single" w:sz="4" w:space="0" w:color="BFC5CB"/>
-            </w:tcBorders>
-            <w:shd w:val="clear" w:color="auto" w:fill="F2F4F6"/>
+              <w:top w:val="single" w:sz="4" w:space="0" w:color="C3CBDA"/>
+              <w:left w:val="single" w:sz="4" w:space="0" w:color="C3CBDA"/>
+              <w:bottom w:val="single" w:sz="4" w:space="0" w:color="C3CBDA"/>
+              <w:right w:val="single" w:sz="4" w:space="0" w:color="C3CBDA"/>
+            </w:tcBorders>
+            <w:shd w:val="clear" w:color="auto" w:fill="F0F2F7"/>
             <w:tcMar>
               <w:top w:w="50" w:type="dxa"/>
               <w:left w:w="90" w:type="dxa"/>
@@ -2217,10 +2217,10 @@
           <w:tcPr>
             <w:tcW w:w="7440" w:type="dxa"/>
             <w:tcBorders>
-              <w:top w:val="single" w:sz="4" w:space="0" w:color="BFC5CB"/>
-              <w:left w:val="single" w:sz="4" w:space="0" w:color="BFC5CB"/>
-              <w:bottom w:val="single" w:sz="4" w:space="0" w:color="BFC5CB"/>
-              <w:right w:val="single" w:sz="4" w:space="0" w:color="BFC5CB"/>
+              <w:top w:val="single" w:sz="4" w:space="0" w:color="C3CBDA"/>
+              <w:left w:val="single" w:sz="4" w:space="0" w:color="C3CBDA"/>
+              <w:bottom w:val="single" w:sz="4" w:space="0" w:color="C3CBDA"/>
+              <w:right w:val="single" w:sz="4" w:space="0" w:color="C3CBDA"/>
             </w:tcBorders>
             <w:tcMar>
               <w:top w:w="50" w:type="dxa"/>
@@ -2339,7 +2339,7 @@
               <w:rPr>
                 <w:i/>
                 <w:iCs/>
-                <w:color w:val="8A939C"/>
+                <w:color w:val="8E96A3"/>
               </w:rPr>
             </w:pPr>
             <w:r>
@@ -2354,7 +2354,7 @@
               <w:rPr>
                 <w:i/>
                 <w:iCs/>
-                <w:color w:val="8A939C"/>
+                <w:color w:val="8E96A3"/>
               </w:rPr>
               <w:t>[ Insert trainer / assessor name ]</w:t>
             </w:r>
@@ -2370,7 +2370,7 @@
               <w:rPr>
                 <w:i/>
                 <w:iCs/>
-                <w:color w:val="8A939C"/>
+                <w:color w:val="8E96A3"/>
               </w:rPr>
             </w:pPr>
             <w:r>
@@ -2399,7 +2399,7 @@
               <w:rPr>
                 <w:i/>
                 <w:iCs/>
-                <w:color w:val="8A939C"/>
+                <w:color w:val="8E96A3"/>
               </w:rPr>
               <w:t>[ dd / mm / yyyy ]</w:t>
             </w:r>
@@ -2423,10 +2423,10 @@
         <w:tblW w:w="9890" w:type="dxa"/>
         <w:tblInd w:w="0" w:type="dxa"/>
         <w:tblBorders>
-          <w:top w:val="single" w:sz="4" w:space="0" w:color="BFC5CB"/>
-          <w:left w:val="single" w:sz="4" w:space="0" w:color="BFC5CB"/>
-          <w:bottom w:val="single" w:sz="4" w:space="0" w:color="BFC5CB"/>
-          <w:right w:val="single" w:sz="4" w:space="0" w:color="BFC5CB"/>
+          <w:top w:val="single" w:sz="4" w:space="0" w:color="C3CBDA"/>
+          <w:left w:val="single" w:sz="4" w:space="0" w:color="C3CBDA"/>
+          <w:bottom w:val="single" w:sz="4" w:space="0" w:color="C3CBDA"/>
+          <w:right w:val="single" w:sz="4" w:space="0" w:color="C3CBDA"/>
           <w:insideH w:val="single" w:sz="4" w:space="0" w:color="000000"/>
           <w:insideV w:val="single" w:sz="4" w:space="0" w:color="000000"/>
         </w:tblBorders>
@@ -2446,12 +2446,12 @@
           <w:tcPr>
             <w:tcW w:w="2450" w:type="dxa"/>
             <w:tcBorders>
-              <w:top w:val="single" w:sz="4" w:space="0" w:color="BFC5CB"/>
-              <w:left w:val="single" w:sz="4" w:space="0" w:color="BFC5CB"/>
-              <w:bottom w:val="single" w:sz="4" w:space="0" w:color="BFC5CB"/>
-              <w:right w:val="single" w:sz="4" w:space="0" w:color="BFC5CB"/>
-            </w:tcBorders>
-            <w:shd w:val="clear" w:color="auto" w:fill="F2F4F6"/>
+              <w:top w:val="single" w:sz="4" w:space="0" w:color="C3CBDA"/>
+              <w:left w:val="single" w:sz="4" w:space="0" w:color="C3CBDA"/>
+              <w:bottom w:val="single" w:sz="4" w:space="0" w:color="C3CBDA"/>
+              <w:right w:val="single" w:sz="4" w:space="0" w:color="C3CBDA"/>
+            </w:tcBorders>
+            <w:shd w:val="clear" w:color="auto" w:fill="F0F2F7"/>
             <w:tcMar>
               <w:top w:w="50" w:type="dxa"/>
               <w:left w:w="90" w:type="dxa"/>
@@ -2478,7 +2478,7 @@
             </w:pPr>
             <w:r>
               <w:rPr>
-                <w:color w:val="5A646E"/>
+                <w:color w:val="606060"/>
                 <w:sz w:val="17"/>
                 <w:szCs w:val="17"/>
               </w:rPr>
@@ -2490,10 +2490,10 @@
           <w:tcPr>
             <w:tcW w:w="2400" w:type="dxa"/>
             <w:tcBorders>
-              <w:top w:val="single" w:sz="4" w:space="0" w:color="BFC5CB"/>
-              <w:left w:val="single" w:sz="4" w:space="0" w:color="BFC5CB"/>
-              <w:bottom w:val="single" w:sz="4" w:space="0" w:color="BFC5CB"/>
-              <w:right w:val="single" w:sz="4" w:space="0" w:color="BFC5CB"/>
+              <w:top w:val="single" w:sz="4" w:space="0" w:color="C3CBDA"/>
+              <w:left w:val="single" w:sz="4" w:space="0" w:color="C3CBDA"/>
+              <w:bottom w:val="single" w:sz="4" w:space="0" w:color="C3CBDA"/>
+              <w:right w:val="single" w:sz="4" w:space="0" w:color="C3CBDA"/>
             </w:tcBorders>
             <w:tcMar>
               <w:top w:w="50" w:type="dxa"/>
@@ -2519,7 +2519,7 @@
             </w:pPr>
             <w:r>
               <w:rPr>
-                <w:color w:val="5A646E"/>
+                <w:color w:val="606060"/>
                 <w:sz w:val="17"/>
                 <w:szCs w:val="17"/>
               </w:rPr>
@@ -2542,10 +2542,10 @@
           <w:tcPr>
             <w:tcW w:w="5040" w:type="dxa"/>
             <w:tcBorders>
-              <w:top w:val="single" w:sz="4" w:space="0" w:color="BFC5CB"/>
-              <w:left w:val="single" w:sz="4" w:space="0" w:color="BFC5CB"/>
-              <w:bottom w:val="single" w:sz="4" w:space="0" w:color="BFC5CB"/>
-              <w:right w:val="single" w:sz="4" w:space="0" w:color="BFC5CB"/>
+              <w:top w:val="single" w:sz="4" w:space="0" w:color="C3CBDA"/>
+              <w:left w:val="single" w:sz="4" w:space="0" w:color="C3CBDA"/>
+              <w:bottom w:val="single" w:sz="4" w:space="0" w:color="C3CBDA"/>
+              <w:right w:val="single" w:sz="4" w:space="0" w:color="C3CBDA"/>
             </w:tcBorders>
             <w:tcMar>
               <w:top w:w="50" w:type="dxa"/>
@@ -2624,7 +2624,7 @@
               <w:rPr>
                 <w:i/>
                 <w:iCs/>
-                <w:color w:val="8A939C"/>
+                <w:color w:val="8E96A3"/>
               </w:rPr>
               <w:t>[ dd / mm / yyyy ]</w:t>
             </w:r>
